--- a/新量化策略构建-2.docx
+++ b/新量化策略构建-2.docx
@@ -181,12 +181,7 @@
     </w:p>
     <w:p>
       <w:r>
-        <w:rPr>
-          <w:rFonts w:ascii="宋体" w:hAnsi="宋体" w:eastAsia="宋体"/>
-          <w:b w:val="0"/>
-          <w:sz w:val="24"/>
-        </w:rPr>
-        <w:t>样本期间：2005年7月至2025年12月（246个月）</w:t>
+        <w:t>样本期间：2006年2月至2025年12月（239个月）</w:t>
       </w:r>
     </w:p>
     <w:p>
@@ -822,52 +817,27 @@
     </w:p>
     <w:p>
       <w:r>
-        <w:rPr>
-          <w:rFonts w:ascii="宋体" w:hAnsi="宋体" w:eastAsia="宋体"/>
-          <w:b w:val="0"/>
-          <w:sz w:val="24"/>
-        </w:rPr>
-        <w:t>• 年化收益率：20.39%</w:t>
+        <w:t>• 年化收益率：21.89%</w:t>
       </w:r>
     </w:p>
     <w:p>
       <w:r>
-        <w:rPr>
-          <w:rFonts w:ascii="宋体" w:hAnsi="宋体" w:eastAsia="宋体"/>
-          <w:b w:val="0"/>
-          <w:sz w:val="24"/>
-        </w:rPr>
-        <w:t>• 年化波动率：23.03%</w:t>
+        <w:t>• 年化波动率：37.74%</w:t>
       </w:r>
     </w:p>
     <w:p>
       <w:r>
-        <w:rPr>
-          <w:rFonts w:ascii="宋体" w:hAnsi="宋体" w:eastAsia="宋体"/>
-          <w:b w:val="0"/>
-          <w:sz w:val="24"/>
-        </w:rPr>
-        <w:t>• 夏普比率：0.885</w:t>
+        <w:t>• 夏普比率：0.580</w:t>
       </w:r>
     </w:p>
     <w:p>
       <w:r>
-        <w:rPr>
-          <w:rFonts w:ascii="宋体" w:hAnsi="宋体" w:eastAsia="宋体"/>
-          <w:b w:val="0"/>
-          <w:sz w:val="24"/>
-        </w:rPr>
-        <w:t>• 最大回撤：-47.85%</w:t>
+        <w:t>• 最大回撤：-68.20%</w:t>
       </w:r>
     </w:p>
     <w:p>
       <w:r>
-        <w:rPr>
-          <w:rFonts w:ascii="宋体" w:hAnsi="宋体" w:eastAsia="宋体"/>
-          <w:b w:val="0"/>
-          <w:sz w:val="24"/>
-        </w:rPr>
-        <w:t>• 卡玛比率：0.426</w:t>
+        <w:t>• 卡玛比率：0.321</w:t>
       </w:r>
     </w:p>
     <w:p>
@@ -935,52 +905,27 @@
     </w:p>
     <w:p>
       <w:r>
-        <w:rPr>
-          <w:rFonts w:ascii="宋体" w:hAnsi="宋体" w:eastAsia="宋体"/>
-          <w:b w:val="0"/>
-          <w:sz w:val="24"/>
-        </w:rPr>
-        <w:t>• Alpha：0.73%/月（t=3.325，高度显著***）</w:t>
+        <w:t>• Alpha：1.08%/月（t=3.853，高度显著***）</w:t>
       </w:r>
     </w:p>
     <w:p>
       <w:r>
-        <w:rPr>
-          <w:rFonts w:ascii="宋体" w:hAnsi="宋体" w:eastAsia="宋体"/>
-          <w:b w:val="0"/>
-          <w:sz w:val="24"/>
-        </w:rPr>
-        <w:t>• MKT Beta：0.631（t=21.411，高度显著***）</w:t>
+        <w:t>• MKT Beta：1.037（t=21.411，高度显著***）</w:t>
       </w:r>
     </w:p>
     <w:p>
       <w:r>
-        <w:rPr>
-          <w:rFonts w:ascii="宋体" w:hAnsi="宋体" w:eastAsia="宋体"/>
-          <w:b w:val="0"/>
-          <w:sz w:val="24"/>
-        </w:rPr>
-        <w:t>• SMB Beta：0.530（t=9.925，高度显著***）</w:t>
+        <w:t>• SMB Beta：0.845（t=9.925，高度显著***）</w:t>
       </w:r>
     </w:p>
     <w:p>
       <w:r>
-        <w:rPr>
-          <w:rFonts w:ascii="宋体" w:hAnsi="宋体" w:eastAsia="宋体"/>
-          <w:b w:val="0"/>
-          <w:sz w:val="24"/>
-        </w:rPr>
-        <w:t>• HML Beta：-0.111（t=-1.814，边际显著*）</w:t>
+        <w:t>• HML Beta：-0.447（t=-1.814，边际显著*）</w:t>
       </w:r>
     </w:p>
     <w:p>
       <w:r>
-        <w:rPr>
-          <w:rFonts w:ascii="宋体" w:hAnsi="宋体" w:eastAsia="宋体"/>
-          <w:b w:val="0"/>
-          <w:sz w:val="24"/>
-        </w:rPr>
-        <w:t>• R²：75.22%（调整后74.91%）</w:t>
+        <w:t>• R²：85.70%（调整后85.52%）</w:t>
       </w:r>
     </w:p>
     <w:p>
@@ -995,12 +940,7 @@
     </w:p>
     <w:p>
       <w:r>
-        <w:rPr>
-          <w:rFonts w:ascii="宋体" w:hAnsi="宋体" w:eastAsia="宋体"/>
-          <w:b w:val="0"/>
-          <w:sz w:val="24"/>
-        </w:rPr>
-        <w:t>结论：策略具有高度显著的增量Alpha能力，年化Alpha约8.76%（0.73%×12）。</w:t>
+        <w:t>结论：策略具有高度显著的增量Alpha能力，年化Alpha约12.96%（1.08%×12）。</w:t>
       </w:r>
     </w:p>
     <w:p>
@@ -1028,32 +968,17 @@
     </w:p>
     <w:p>
       <w:r>
-        <w:rPr>
-          <w:rFonts w:ascii="宋体" w:hAnsi="宋体" w:eastAsia="宋体"/>
-          <w:b w:val="0"/>
-          <w:sz w:val="24"/>
-        </w:rPr>
-        <w:t>• Alpha：0.73%/月（t=3.325，高度显著***）</w:t>
+        <w:t>• Alpha：1.08%/月（t=3.853，高度显著***）</w:t>
       </w:r>
     </w:p>
     <w:p>
       <w:r>
-        <w:rPr>
-          <w:rFonts w:ascii="宋体" w:hAnsi="宋体" w:eastAsia="宋体"/>
-          <w:b w:val="0"/>
-          <w:sz w:val="24"/>
-        </w:rPr>
-        <w:t>• VMG Beta：-0.111（与HML等价）</w:t>
+        <w:t>• VMG Beta：-0.447（与HML等价）</w:t>
       </w:r>
     </w:p>
     <w:p>
       <w:r>
-        <w:rPr>
-          <w:rFonts w:ascii="宋体" w:hAnsi="宋体" w:eastAsia="宋体"/>
-          <w:b w:val="0"/>
-          <w:sz w:val="24"/>
-        </w:rPr>
-        <w:t>• R²：75.22%</w:t>
+        <w:t>• R²：85.70%</w:t>
       </w:r>
     </w:p>
     <w:p>
@@ -1161,12 +1086,7 @@
     </w:p>
     <w:p>
       <w:r>
-        <w:rPr>
-          <w:rFonts w:ascii="宋体" w:hAnsi="宋体" w:eastAsia="宋体"/>
-          <w:b w:val="0"/>
-          <w:sz w:val="24"/>
-        </w:rPr>
-        <w:t>• R²高达75.22%：大部分收益被系统性因子解释，非纯Alpha来源</w:t>
+        <w:t>• R²高达85.70%：大部分收益被系统性因子解释，非纯Alpha来源</w:t>
       </w:r>
     </w:p>
     <w:p>
@@ -1181,12 +1101,7 @@
     </w:p>
     <w:p>
       <w:r>
-        <w:rPr>
-          <w:rFonts w:ascii="宋体" w:hAnsi="宋体" w:eastAsia="宋体"/>
-          <w:b w:val="0"/>
-          <w:sz w:val="24"/>
-        </w:rPr>
-        <w:t>• 最大回撤-47.85%：2008年和2024年初有较大回撤，风险控制需加强</w:t>
+        <w:t>• 最大回撤：-68.20%：2008年和2024年初有较大回撤，风险控制需加强</w:t>
       </w:r>
     </w:p>
     <w:p>
@@ -2367,12 +2282,7 @@
     </w:p>
     <w:p>
       <w:r>
-        <w:rPr>
-          <w:rFonts w:ascii="宋体" w:hAnsi="宋体" w:eastAsia="宋体"/>
-          <w:b w:val="0"/>
-          <w:sz w:val="24"/>
-        </w:rPr>
-        <w:t>月度组合策略（价值40%+反转60%）在2005-2025年期间实现了年化20.39%收益、夏普比率0.885、高度显著Alpha(t=3.33)，证明了反转与价值因子的协同效应具有真实的超额收益能力。价值因子经过参数调优（EP=80%, DP=20%）后Alpha显著性提升。</w:t>
+        <w:t>月度组合策略（价值40%+反转60%）在2005-2025年期间实现了年化21.89%收益、夏普比率：0.580、高度显著Alpha(t=3.853)，证明了反转与价值因子的协同效应具有真实的超额收益能力。价值因子经过参数调优（EP=80%, DP=20%）后Alpha显著性提升。</w:t>
       </w:r>
     </w:p>
     <w:p>
